--- a/word_reports/LP_0161_위치_223_Glenn Miller_Glenn Miller.docx
+++ b/word_reports/LP_0161_위치_223_Glenn Miller_Glenn Miller.docx
@@ -4,7 +4,7 @@
   <w:body>
     <w:p>
       <w:pPr>
-        <w:spacing w:after="280"/>
+        <w:spacing w:after="80"/>
       </w:pPr>
       <w:r>
         <w:rPr w:rFonts="맑은 고딕">
@@ -13,94 +13,47 @@
           <w:color w:val="1E3A8A"/>
           <w:sz w:val="30"/>
         </w:rPr>
-        <w:t>[223] Glenn Miller - Glenn Miller in CD4  Vol.2</w:t>
+        <w:t>Glenn Miller (글렌 밀러) - Glenn Miller in CD4  Vol.2</w:t>
       </w:r>
     </w:p>
     <w:p>
       <w:pPr>
-        <w:spacing w:after="320"/>
+        <w:spacing w:after="240"/>
       </w:pPr>
       <w:r>
         <w:rPr w:rFonts="맑은 고딕">
           <w:rFonts w:ascii="맑은 고딕" w:hAnsi="맑은 고딕" w:eastAsia="맑은 고딕"/>
           <w:b/>
-          <w:sz w:val="20"/>
+          <w:color w:val="4B5563"/>
+          <w:sz w:val="22"/>
         </w:rPr>
-        <w:t>■ 위치 : 223</w:t>
-        <w:br/>
-      </w:r>
-      <w:r>
-        <w:rPr w:rFonts="맑은 고딕">
-          <w:rFonts w:ascii="맑은 고딕" w:hAnsi="맑은 고딕" w:eastAsia="맑은 고딕"/>
-          <w:b/>
-          <w:sz w:val="20"/>
-        </w:rPr>
-        <w:t>■ 아티스트 : Glenn Miller</w:t>
-        <w:br/>
-      </w:r>
-      <w:r>
-        <w:rPr w:rFonts="맑은 고딕">
-          <w:rFonts w:ascii="맑은 고딕" w:hAnsi="맑은 고딕" w:eastAsia="맑은 고딕"/>
-          <w:b/>
-          <w:sz w:val="20"/>
-        </w:rPr>
-        <w:t>■ 앨범명 : Glenn Miller in CD4  Vol.2</w:t>
-        <w:br/>
-      </w:r>
-      <w:r>
-        <w:rPr w:rFonts="맑은 고딕">
-          <w:rFonts w:ascii="맑은 고딕" w:hAnsi="맑은 고딕" w:eastAsia="맑은 고딕"/>
-          <w:b w:val="0"/>
-          <w:sz w:val="20"/>
-        </w:rPr>
-        <w:t>■ 음반 레이블 : RCA Victor</w:t>
-        <w:br/>
-      </w:r>
-      <w:r>
-        <w:rPr w:rFonts="맑은 고딕">
-          <w:rFonts w:ascii="맑은 고딕" w:hAnsi="맑은 고딕" w:eastAsia="맑은 고딕"/>
-          <w:b w:val="0"/>
-          <w:sz w:val="20"/>
-        </w:rPr>
-        <w:t>■ 발매년도 : 1974</w:t>
-        <w:br/>
-      </w:r>
-      <w:r>
-        <w:rPr w:rFonts="맑은 고딕">
-          <w:rFonts w:ascii="맑은 고딕" w:hAnsi="맑은 고딕" w:eastAsia="맑은 고딕"/>
-          <w:b w:val="0"/>
-          <w:sz w:val="20"/>
-        </w:rPr>
-        <w:t>■ 장르 : 스윙 재즈 (Swing Jazz) / 빅밴드 (Big Band)</w:t>
-        <w:br/>
-      </w:r>
-      <w:r>
-        <w:rPr w:rFonts="맑은 고딕">
-          <w:rFonts w:ascii="맑은 고딕" w:hAnsi="맑은 고딕" w:eastAsia="맑은 고딕"/>
-          <w:b w:val="0"/>
-          <w:sz w:val="20"/>
-        </w:rPr>
-        <w:t>■ 주요 수록곡 : - Moonlight Serenade</w:t>
-        <w:br/>
+        <w:t>위치 :  223</w:t>
       </w:r>
     </w:p>
     <w:p>
       <w:pPr>
-        <w:spacing w:after="160"/>
+        <w:spacing w:line="324" w:lineRule="auto" w:before="80" w:after="160"/>
       </w:pPr>
       <w:r>
         <w:rPr w:rFonts="맑은 고딕">
           <w:rFonts w:ascii="맑은 고딕" w:hAnsi="맑은 고딕" w:eastAsia="맑은 고딕"/>
           <w:b/>
           <w:color w:val="1F2937"/>
-          <w:sz w:val="24"/>
+          <w:sz w:val="22"/>
         </w:rPr>
-        <w:t>■ 음반 해설 및 감상 가이드</w:t>
+        <w:t xml:space="preserve">[음반 소개] </w:t>
+      </w:r>
+      <w:r>
+        <w:rPr w:rFonts="맑은 고딕">
+          <w:rFonts w:ascii="맑은 고딕" w:hAnsi="맑은 고딕" w:eastAsia="맑은 고딕"/>
+          <w:b w:val="0"/>
+          <w:sz w:val="21"/>
+        </w:rPr>
       </w:r>
     </w:p>
     <w:p>
       <w:pPr>
-        <w:spacing w:line="312" w:lineRule="auto" w:after="120"/>
+        <w:spacing w:line="324" w:lineRule="auto" w:after="120"/>
       </w:pPr>
       <w:r>
         <w:rPr w:rFonts="맑은 고딕">
@@ -108,51 +61,516 @@
           <w:b w:val="0"/>
           <w:sz w:val="21"/>
         </w:rPr>
-        <w:t>글렌 밀러(Glenn Miller)는 1930~40년대 빅밴드 스윙의 황금기를 호령하며 대중재즈 역사에 불멸의 궤적을 남긴 거장입니다. 본 음반 《Glenn Miller in CD4 Vol.2》는 1970년대 초반 음향 기술의 혁신으로 불리던 'CD-4 QuadraDisc(4채널 입체 음향)' 포맷을 적용하여 발매된 오디오필 기획반입니다. 불멸의 빅밴드 명곡들을 당대 최첨단 서라운드 기술로 재구성하여, 관악기와 타악기가 어우러지는 다채로운 공간감을 LP라는 매체를 통해 극대화하여 구현해 냈습니다.</w:t>
+        <w:t>스윙 재즈의 찬란한 황금기를 이끌며 시대를 초월한 낭만을 선사한 글렌 밀러의 불멸의 선율이 1970년대 첨단 4채널 입체음향 규격인 CD-4 포맷을 통해 찬연하게 부활한 명반입니다. 클라리넷과 색소폰이 빚어내는 벨벳 같은 화음과 브라스 섹션의 정교한 역동성은 아날로그 오디오 테크놀로지의 극치 속에서 한층 더 입체적이고 풍성한 공간감으로 되살아납니다. 전쟁의 포화 속에서도 인류의 지친 영혼을 위로했던 그의 우아하고 서정적인 빅밴드 사운드는 세월의 더께를 씻어내고 오늘날에도 깊은 감동의 잔향을 남깁니다. 고전 스윙의 고결한 기품과 아날로그 사운드 엔지니어링의 미학이 완벽한 조화를 이룬 기념비적인 작품입니다.</w:t>
       </w:r>
     </w:p>
     <w:p>
       <w:pPr>
-        <w:spacing w:line="312" w:lineRule="auto" w:after="120"/>
+        <w:spacing w:line="324" w:lineRule="auto" w:before="200" w:after="80"/>
       </w:pPr>
+      <w:r>
+        <w:rPr w:rFonts="맑은 고딕">
+          <w:rFonts w:ascii="맑은 고딕" w:hAnsi="맑은 고딕" w:eastAsia="맑은 고딕"/>
+          <w:b/>
+          <w:color w:val="1E3A8A"/>
+          <w:sz w:val="24"/>
+        </w:rPr>
+        <w:t>1. 음반 데이터</w:t>
+      </w:r>
+    </w:p>
+    <w:p>
+      <w:pPr>
+        <w:spacing w:line="324" w:lineRule="auto" w:after="80"/>
+      </w:pPr>
+      <w:r>
+        <w:rPr w:rFonts="맑은 고딕">
+          <w:rFonts w:ascii="맑은 고딕" w:hAnsi="맑은 고딕" w:eastAsia="맑은 고딕"/>
+          <w:b w:val="0"/>
+          <w:color w:val="6B7280"/>
+          <w:sz w:val="21"/>
+        </w:rPr>
+        <w:t xml:space="preserve">· </w:t>
+      </w:r>
+      <w:r>
+        <w:rPr w:rFonts="맑은 고딕">
+          <w:rFonts w:ascii="맑은 고딕" w:hAnsi="맑은 고딕" w:eastAsia="맑은 고딕"/>
+          <w:b/>
+          <w:color w:val="1F2937"/>
+          <w:sz w:val="21"/>
+        </w:rPr>
+        <w:t xml:space="preserve">앨범명: </w:t>
+      </w:r>
       <w:r>
         <w:rPr w:rFonts="맑은 고딕">
           <w:rFonts w:ascii="맑은 고딕" w:hAnsi="맑은 고딕" w:eastAsia="맑은 고딕"/>
           <w:b w:val="0"/>
           <w:sz w:val="21"/>
         </w:rPr>
-        <w:t>글렌 밀러 오케스트라 사운드의 핵심은 단연 '클라리넷이 이끄는 리드 섹션'과 이에 대비되는 화려한 브라스(금관악기) 섹션의 정교한 앙상블에 있습니다. 본 음반에서는 스윙 시대의 세련된 아랑주망(편곡)이 4채널 음향 분리 기술을 통해 더욱 명확하고 입체적으로 다가옵니다. 각 악기 파트가 정교하게 분할된 채널을 통해 울려 퍼지면서, 빅밴드 본연의 풍부한 성량과 우아한 화성이 한층 더 깊은 울림을 선사합니다.</w:t>
+        <w:t>Glenn Miller in CD4  Vol.2</w:t>
       </w:r>
     </w:p>
     <w:p>
       <w:pPr>
-        <w:spacing w:line="312" w:lineRule="auto" w:after="120"/>
+        <w:spacing w:line="324" w:lineRule="auto" w:after="80"/>
       </w:pPr>
+      <w:r>
+        <w:rPr w:rFonts="맑은 고딕">
+          <w:rFonts w:ascii="맑은 고딕" w:hAnsi="맑은 고딕" w:eastAsia="맑은 고딕"/>
+          <w:b w:val="0"/>
+          <w:color w:val="6B7280"/>
+          <w:sz w:val="21"/>
+        </w:rPr>
+        <w:t xml:space="preserve">· </w:t>
+      </w:r>
+      <w:r>
+        <w:rPr w:rFonts="맑은 고딕">
+          <w:rFonts w:ascii="맑은 고딕" w:hAnsi="맑은 고딕" w:eastAsia="맑은 고딕"/>
+          <w:b/>
+          <w:color w:val="1F2937"/>
+          <w:sz w:val="21"/>
+        </w:rPr>
+        <w:t xml:space="preserve">아티스트: </w:t>
+      </w:r>
       <w:r>
         <w:rPr w:rFonts="맑은 고딕">
           <w:rFonts w:ascii="맑은 고딕" w:hAnsi="맑은 고딕" w:eastAsia="맑은 고딕"/>
           <w:b w:val="0"/>
           <w:sz w:val="21"/>
         </w:rPr>
-        <w:t>대표 수록곡인 'Moonlight Serenade'는 감미로운 클라리넷과 사색적인 색소폰의 조화가 듣는 이의 마음을 부드럽게 감싸 안으며 밤의 낭만을 극적으로 연출합니다. 반면 'In the Mood'와 'American Patrol' 같은 경쾌한 트랙에서는 금관악기의 폭발적인 에너지와 절도 있는 리듬이 4채널 공간 안에서 살아 움직이듯 교차합니다. 마치 1940년대의 화려한 대형 볼룸 한가운데 서서 거장의 라이브 연주를 직관하는 듯한 생생한 입체감과 청각적 쾌감을 선사합니다.</w:t>
+        <w:t>Glenn Miller (글렌 밀러)</w:t>
       </w:r>
     </w:p>
     <w:p>
       <w:pPr>
-        <w:spacing w:line="312" w:lineRule="auto" w:after="120"/>
+        <w:spacing w:line="324" w:lineRule="auto" w:after="80"/>
       </w:pPr>
+      <w:r>
+        <w:rPr w:rFonts="맑은 고딕">
+          <w:rFonts w:ascii="맑은 고딕" w:hAnsi="맑은 고딕" w:eastAsia="맑은 고딕"/>
+          <w:b w:val="0"/>
+          <w:color w:val="6B7280"/>
+          <w:sz w:val="21"/>
+        </w:rPr>
+        <w:t xml:space="preserve">· </w:t>
+      </w:r>
+      <w:r>
+        <w:rPr w:rFonts="맑은 고딕">
+          <w:rFonts w:ascii="맑은 고딕" w:hAnsi="맑은 고딕" w:eastAsia="맑은 고딕"/>
+          <w:b/>
+          <w:color w:val="1F2937"/>
+          <w:sz w:val="21"/>
+        </w:rPr>
+        <w:t xml:space="preserve">발매 정보: </w:t>
+      </w:r>
       <w:r>
         <w:rPr w:rFonts="맑은 고딕">
           <w:rFonts w:ascii="맑은 고딕" w:hAnsi="맑은 고딕" w:eastAsia="맑은 고딕"/>
           <w:b w:val="0"/>
           <w:sz w:val="21"/>
         </w:rPr>
-        <w:t>이 음반은 단순한 옛 음악의 재탄생을 넘어, 오디오 기술사의 중요한 한 페이지인 CD-4 입체 음향과 스윙 재즈의 거장이 만난 역사적 유산입니다. 스윙 음악이 지닌 특유의 낙천성과 고급스러운 스펙터클을 고음질 바이닐의 질감으로 음미할 수 있는 명반으로, 재즈 애호가와 빈티지 오디오필 모두에게 깊은 감동을 안겨주는 귀중한 수작입니다.</w:t>
+        <w:t>1970년대 빅터(Victor/RCA)가 선보인 디스크리트 4채널 입체음향 방식인 'CD-4(Quadradisc)' 기술을 적용하여, 글렌 밀러 오케스트라의 대표 레퍼토리를 광활한 음장감으로 재해석하여 발매한 기획 음반입니다.</w:t>
+      </w:r>
+    </w:p>
+    <w:p>
+      <w:pPr>
+        <w:spacing w:line="324" w:lineRule="auto" w:after="80"/>
+      </w:pPr>
+      <w:r>
+        <w:rPr w:rFonts="맑은 고딕">
+          <w:rFonts w:ascii="맑은 고딕" w:hAnsi="맑은 고딕" w:eastAsia="맑은 고딕"/>
+          <w:b w:val="0"/>
+          <w:color w:val="6B7280"/>
+          <w:sz w:val="21"/>
+        </w:rPr>
+        <w:t xml:space="preserve">· </w:t>
+      </w:r>
+      <w:r>
+        <w:rPr w:rFonts="맑은 고딕">
+          <w:rFonts w:ascii="맑은 고딕" w:hAnsi="맑은 고딕" w:eastAsia="맑은 고딕"/>
+          <w:b/>
+          <w:color w:val="1F2937"/>
+          <w:sz w:val="21"/>
+        </w:rPr>
+        <w:t xml:space="preserve">LP 인기도(판매량): </w:t>
+      </w:r>
+      <w:r>
+        <w:rPr w:rFonts="맑은 고딕">
+          <w:rFonts w:ascii="맑은 고딕" w:hAnsi="맑은 고딕" w:eastAsia="맑은 고딕"/>
+          <w:b w:val="0"/>
+          <w:sz w:val="21"/>
+        </w:rPr>
+        <w:t>스윙 재즈 애호가들은 물론, 당시 최첨단 다채널 사운드를 추구하던 하이엔드 오디오파일들 사이에서 폭발적인 반응을 얻으며 스테디셀러로 확고히 자리매김하였습니다.</w:t>
+      </w:r>
+    </w:p>
+    <w:p>
+      <w:pPr>
+        <w:spacing w:line="324" w:lineRule="auto" w:after="80"/>
+      </w:pPr>
+      <w:r>
+        <w:rPr w:rFonts="맑은 고딕">
+          <w:rFonts w:ascii="맑은 고딕" w:hAnsi="맑은 고딕" w:eastAsia="맑은 고딕"/>
+          <w:b w:val="0"/>
+          <w:color w:val="6B7280"/>
+          <w:sz w:val="21"/>
+        </w:rPr>
+        <w:t xml:space="preserve">· </w:t>
+      </w:r>
+      <w:r>
+        <w:rPr w:rFonts="맑은 고딕">
+          <w:rFonts w:ascii="맑은 고딕" w:hAnsi="맑은 고딕" w:eastAsia="맑은 고딕"/>
+          <w:b/>
+          <w:color w:val="1F2937"/>
+          <w:sz w:val="21"/>
+        </w:rPr>
+        <w:t xml:space="preserve">각종 수상경력: </w:t>
+      </w:r>
+      <w:r>
+        <w:rPr w:rFonts="맑은 고딕">
+          <w:rFonts w:ascii="맑은 고딕" w:hAnsi="맑은 고딕" w:eastAsia="맑은 고딕"/>
+          <w:b w:val="0"/>
+          <w:sz w:val="21"/>
+        </w:rPr>
+        <w:t>음악 역사상 최초로 공식 '골드 레코드'를 기록한 글렌 밀러의 음악적 유산은 사후 그래미 명예의 전당(Grammy Hall of Fame)에 헌액되었으며, 본 앨범 시리즈 또한 쿼드러포닉 입체음향 기술의 역사적 수작으로 평가받고 있습니다.</w:t>
+      </w:r>
+    </w:p>
+    <w:p>
+      <w:pPr>
+        <w:spacing w:line="324" w:lineRule="auto" w:before="200" w:after="80"/>
+      </w:pPr>
+      <w:r>
+        <w:rPr w:rFonts="맑은 고딕">
+          <w:rFonts w:ascii="맑은 고딕" w:hAnsi="맑은 고딕" w:eastAsia="맑은 고딕"/>
+          <w:b/>
+          <w:color w:val="1E3A8A"/>
+          <w:sz w:val="24"/>
+        </w:rPr>
+        <w:t>2. 아티스트 정보</w:t>
+      </w:r>
+    </w:p>
+    <w:p>
+      <w:pPr>
+        <w:spacing w:line="324" w:lineRule="auto" w:after="80"/>
+      </w:pPr>
+      <w:r>
+        <w:rPr w:rFonts="맑은 고딕">
+          <w:rFonts w:ascii="맑은 고딕" w:hAnsi="맑은 고딕" w:eastAsia="맑은 고딕"/>
+          <w:b w:val="0"/>
+          <w:color w:val="6B7280"/>
+          <w:sz w:val="21"/>
+        </w:rPr>
+        <w:t xml:space="preserve">· </w:t>
+      </w:r>
+      <w:r>
+        <w:rPr w:rFonts="맑은 고딕">
+          <w:rFonts w:ascii="맑은 고딕" w:hAnsi="맑은 고딕" w:eastAsia="맑은 고딕"/>
+          <w:b/>
+          <w:color w:val="1F2937"/>
+          <w:sz w:val="21"/>
+        </w:rPr>
+        <w:t xml:space="preserve">국적: </w:t>
+      </w:r>
+      <w:r>
+        <w:rPr w:rFonts="맑은 고딕">
+          <w:rFonts w:ascii="맑은 고딕" w:hAnsi="맑은 고딕" w:eastAsia="맑은 고딕"/>
+          <w:b w:val="0"/>
+          <w:sz w:val="21"/>
+        </w:rPr>
+        <w:t>미국</w:t>
+      </w:r>
+    </w:p>
+    <w:p>
+      <w:pPr>
+        <w:spacing w:line="324" w:lineRule="auto" w:after="80"/>
+      </w:pPr>
+      <w:r>
+        <w:rPr w:rFonts="맑은 고딕">
+          <w:rFonts w:ascii="맑은 고딕" w:hAnsi="맑은 고딕" w:eastAsia="맑은 고딕"/>
+          <w:b w:val="0"/>
+          <w:color w:val="6B7280"/>
+          <w:sz w:val="21"/>
+        </w:rPr>
+        <w:t xml:space="preserve">· </w:t>
+      </w:r>
+      <w:r>
+        <w:rPr w:rFonts="맑은 고딕">
+          <w:rFonts w:ascii="맑은 고딕" w:hAnsi="맑은 고딕" w:eastAsia="맑은 고딕"/>
+          <w:b/>
+          <w:color w:val="1F2937"/>
+          <w:sz w:val="21"/>
+        </w:rPr>
+        <w:t xml:space="preserve">생몰년도: </w:t>
+      </w:r>
+      <w:r>
+        <w:rPr w:rFonts="맑은 고딕">
+          <w:rFonts w:ascii="맑은 고딕" w:hAnsi="맑은 고딕" w:eastAsia="맑은 고딕"/>
+          <w:b w:val="0"/>
+          <w:sz w:val="21"/>
+        </w:rPr>
+        <w:t>1904년 3월 1일 ~ 1944년 12월 15일</w:t>
+      </w:r>
+    </w:p>
+    <w:p>
+      <w:pPr>
+        <w:spacing w:line="324" w:lineRule="auto" w:after="80"/>
+      </w:pPr>
+      <w:r>
+        <w:rPr w:rFonts="맑은 고딕">
+          <w:rFonts w:ascii="맑은 고딕" w:hAnsi="맑은 고딕" w:eastAsia="맑은 고딕"/>
+          <w:b w:val="0"/>
+          <w:color w:val="6B7280"/>
+          <w:sz w:val="21"/>
+        </w:rPr>
+        <w:t xml:space="preserve">· </w:t>
+      </w:r>
+      <w:r>
+        <w:rPr w:rFonts="맑은 고딕">
+          <w:rFonts w:ascii="맑은 고딕" w:hAnsi="맑은 고딕" w:eastAsia="맑은 고딕"/>
+          <w:b/>
+          <w:color w:val="1F2937"/>
+          <w:sz w:val="21"/>
+        </w:rPr>
+        <w:t xml:space="preserve">그룹 소속: </w:t>
+      </w:r>
+      <w:r>
+        <w:rPr w:rFonts="맑은 고딕">
+          <w:rFonts w:ascii="맑은 고딕" w:hAnsi="맑은 고딕" w:eastAsia="맑은 고딕"/>
+          <w:b w:val="0"/>
+          <w:sz w:val="21"/>
+        </w:rPr>
+        <w:t>글렌 밀러 오케스트라 (The Glenn Miller Orchestra) 리더</w:t>
+      </w:r>
+    </w:p>
+    <w:p>
+      <w:pPr>
+        <w:spacing w:line="324" w:lineRule="auto" w:after="80"/>
+      </w:pPr>
+      <w:r>
+        <w:rPr w:rFonts="맑은 고딕">
+          <w:rFonts w:ascii="맑은 고딕" w:hAnsi="맑은 고딕" w:eastAsia="맑은 고딕"/>
+          <w:b w:val="0"/>
+          <w:color w:val="6B7280"/>
+          <w:sz w:val="21"/>
+        </w:rPr>
+        <w:t xml:space="preserve">· </w:t>
+      </w:r>
+      <w:r>
+        <w:rPr w:rFonts="맑은 고딕">
+          <w:rFonts w:ascii="맑은 고딕" w:hAnsi="맑은 고딕" w:eastAsia="맑은 고딕"/>
+          <w:b/>
+          <w:color w:val="1F2937"/>
+          <w:sz w:val="21"/>
+        </w:rPr>
+        <w:t xml:space="preserve">아티스트 소개: </w:t>
+      </w:r>
+      <w:r>
+        <w:rPr w:rFonts="맑은 고딕">
+          <w:rFonts w:ascii="맑은 고딕" w:hAnsi="맑은 고딕" w:eastAsia="맑은 고딕"/>
+          <w:b w:val="0"/>
+          <w:sz w:val="21"/>
+        </w:rPr>
+        <w:t>스윙 시대를 상징하는 독보적인 트롬본 연주자이자 밴드리더로, 클라리넷이 멜로디를 리드하고 색소폰이 화음을 받쳐주는 특유의 '밀러 사운드'를 확립하여 대중음악사에 불멸의 족적을 남겼습니다. 제2차 세계대전 당시 미 육군 항공대 군악대를 이끌며 음악으로 자유와 평화를 노래하다 불의의 비행기 실종 사고로 영원한 전설이 되었습니다.</w:t>
+      </w:r>
+    </w:p>
+    <w:p>
+      <w:pPr>
+        <w:spacing w:line="324" w:lineRule="auto" w:before="200" w:after="80"/>
+      </w:pPr>
+      <w:r>
+        <w:rPr w:rFonts="맑은 고딕">
+          <w:rFonts w:ascii="맑은 고딕" w:hAnsi="맑은 고딕" w:eastAsia="맑은 고딕"/>
+          <w:b/>
+          <w:color w:val="1E3A8A"/>
+          <w:sz w:val="24"/>
+        </w:rPr>
+        <w:t>3. 음반 상세 분석</w:t>
+      </w:r>
+    </w:p>
+    <w:p>
+      <w:pPr>
+        <w:spacing w:line="324" w:lineRule="auto" w:after="80"/>
+      </w:pPr>
+      <w:r>
+        <w:rPr w:rFonts="맑은 고딕">
+          <w:rFonts w:ascii="맑은 고딕" w:hAnsi="맑은 고딕" w:eastAsia="맑은 고딕"/>
+          <w:b w:val="0"/>
+          <w:color w:val="6B7280"/>
+          <w:sz w:val="21"/>
+        </w:rPr>
+        <w:t xml:space="preserve">· </w:t>
+      </w:r>
+      <w:r>
+        <w:rPr w:rFonts="맑은 고딕">
+          <w:rFonts w:ascii="맑은 고딕" w:hAnsi="맑은 고딕" w:eastAsia="맑은 고딕"/>
+          <w:b/>
+          <w:color w:val="1F2937"/>
+          <w:sz w:val="21"/>
+        </w:rPr>
+        <w:t xml:space="preserve">역사적 위치: </w:t>
+      </w:r>
+      <w:r>
+        <w:rPr w:rFonts="맑은 고딕">
+          <w:rFonts w:ascii="맑은 고딕" w:hAnsi="맑은 고딕" w:eastAsia="맑은 고딕"/>
+          <w:b w:val="0"/>
+          <w:sz w:val="21"/>
+        </w:rPr>
+        <w:t>단순한 모노 및 2채널 스테레오 시대를 넘어 아날로그 사운드의 다채널 분리도를 실현한 CD-4 규격으로 제작되어, 빅밴드 오케스트라의 거대한 다이내믹스와 악기 간의 정밀한 정위감을 현대적으로 복원해 낸 음향사적 가치가 매우 높은 앨범입니다.</w:t>
+      </w:r>
+    </w:p>
+    <w:p>
+      <w:pPr>
+        <w:spacing w:line="324" w:lineRule="auto" w:after="80"/>
+      </w:pPr>
+      <w:r>
+        <w:rPr w:rFonts="맑은 고딕">
+          <w:rFonts w:ascii="맑은 고딕" w:hAnsi="맑은 고딕" w:eastAsia="맑은 고딕"/>
+          <w:b w:val="0"/>
+          <w:color w:val="6B7280"/>
+          <w:sz w:val="21"/>
+        </w:rPr>
+        <w:t xml:space="preserve">· </w:t>
+      </w:r>
+      <w:r>
+        <w:rPr w:rFonts="맑은 고딕">
+          <w:rFonts w:ascii="맑은 고딕" w:hAnsi="맑은 고딕" w:eastAsia="맑은 고딕"/>
+          <w:b/>
+          <w:color w:val="1F2937"/>
+          <w:sz w:val="21"/>
+        </w:rPr>
+        <w:t xml:space="preserve">시대의 흔적(스토리텔링): </w:t>
+      </w:r>
+      <w:r>
+        <w:rPr w:rFonts="맑은 고딕">
+          <w:rFonts w:ascii="맑은 고딕" w:hAnsi="맑은 고딕" w:eastAsia="맑은 고딕"/>
+          <w:b w:val="0"/>
+          <w:sz w:val="21"/>
+        </w:rPr>
+        <w:t>1940년대 전선의 병사들과 청춘들의 가슴을 울렸던 따뜻한 위안의 멜로디가 1970년대의 정밀한 음향 기술과 조우하여, 격동의 시대를 풍미했던 낭만과 향수를 고스란히 담아낸 시간의 타임캡슐과도 같은 감성을 전해줍니다.</w:t>
+      </w:r>
+    </w:p>
+    <w:p>
+      <w:pPr>
+        <w:spacing w:line="324" w:lineRule="auto" w:before="200" w:after="80"/>
+      </w:pPr>
+      <w:r>
+        <w:rPr w:rFonts="맑은 고딕">
+          <w:rFonts w:ascii="맑은 고딕" w:hAnsi="맑은 고딕" w:eastAsia="맑은 고딕"/>
+          <w:b/>
+          <w:color w:val="1E3A8A"/>
+          <w:sz w:val="24"/>
+        </w:rPr>
+        <w:t>4. 주요 수록곡 및 감상 제언</w:t>
+      </w:r>
+    </w:p>
+    <w:p>
+      <w:pPr>
+        <w:spacing w:line="324" w:lineRule="auto" w:after="80"/>
+      </w:pPr>
+      <w:r>
+        <w:rPr w:rFonts="맑은 고딕">
+          <w:rFonts w:ascii="맑은 고딕" w:hAnsi="맑은 고딕" w:eastAsia="맑은 고딕"/>
+          <w:b w:val="0"/>
+          <w:color w:val="6B7280"/>
+          <w:sz w:val="21"/>
+        </w:rPr>
+        <w:t xml:space="preserve">· </w:t>
+      </w:r>
+      <w:r>
+        <w:rPr w:rFonts="맑은 고딕">
+          <w:rFonts w:ascii="맑은 고딕" w:hAnsi="맑은 고딕" w:eastAsia="맑은 고딕"/>
+          <w:b/>
+          <w:color w:val="1F2937"/>
+          <w:sz w:val="21"/>
+        </w:rPr>
+        <w:t xml:space="preserve">주요 수록곡 특징: </w:t>
+      </w:r>
+      <w:r>
+        <w:rPr w:rFonts="맑은 고딕">
+          <w:rFonts w:ascii="맑은 고딕" w:hAnsi="맑은 고딕" w:eastAsia="맑은 고딕"/>
+          <w:b w:val="0"/>
+          <w:sz w:val="21"/>
+        </w:rPr>
+        <w:t>은은한 달빛 아래 흐르는 서정의 극치인 'Moonlight Serenade'를 비롯해 경쾌하고 절도 있는 스윙 리듬의 진수를 보여주는 'In the Mood', 익살스러우면서도 정교한 브라스의 울림이 돋보이는 'Little Brown Jug'와 'A String of Pearls' 등이 수록되어 우아함과 흥겨움을 넘나드는 스윙의 다채로운 매력을 오롯이 전합니다.</w:t>
+      </w:r>
+    </w:p>
+    <w:p>
+      <w:pPr>
+        <w:spacing w:line="324" w:lineRule="auto" w:after="80"/>
+      </w:pPr>
+      <w:r>
+        <w:rPr w:rFonts="맑은 고딕">
+          <w:rFonts w:ascii="맑은 고딕" w:hAnsi="맑은 고딕" w:eastAsia="맑은 고딕"/>
+          <w:b w:val="0"/>
+          <w:color w:val="6B7280"/>
+          <w:sz w:val="21"/>
+        </w:rPr>
+        <w:t xml:space="preserve">· </w:t>
+      </w:r>
+      <w:r>
+        <w:rPr w:rFonts="맑은 고딕">
+          <w:rFonts w:ascii="맑은 고딕" w:hAnsi="맑은 고딕" w:eastAsia="맑은 고딕"/>
+          <w:b/>
+          <w:color w:val="1F2937"/>
+          <w:sz w:val="21"/>
+        </w:rPr>
+        <w:t xml:space="preserve">빈티지 감상 제언: </w:t>
+      </w:r>
+      <w:r>
+        <w:rPr w:rFonts="맑은 고딕">
+          <w:rFonts w:ascii="맑은 고딕" w:hAnsi="맑은 고딕" w:eastAsia="맑은 고딕"/>
+          <w:b w:val="0"/>
+          <w:sz w:val="21"/>
+        </w:rPr>
+        <w:t>진공관 앰프 특유의 포근한 배음과 턴테이블의 묵직한 카트리지를 통해 재생할 때, 마치 1940년대의 무도회장 한가운데 서 있는 듯 악기들이 사방에서 피어오르는 입체적인 음향 무대(Soundstage)를 만끽하실 수 있습니다.</w:t>
+      </w:r>
+    </w:p>
+    <w:p>
+      <w:pPr>
+        <w:spacing w:line="324" w:lineRule="auto" w:after="80"/>
+      </w:pPr>
+      <w:r>
+        <w:rPr w:rFonts="맑은 고딕">
+          <w:rFonts w:ascii="맑은 고딕" w:hAnsi="맑은 고딕" w:eastAsia="맑은 고딕"/>
+          <w:b w:val="0"/>
+          <w:color w:val="6B7280"/>
+          <w:sz w:val="21"/>
+        </w:rPr>
+        <w:t xml:space="preserve">· </w:t>
+      </w:r>
+      <w:r>
+        <w:rPr w:rFonts="맑은 고딕">
+          <w:rFonts w:ascii="맑은 고딕" w:hAnsi="맑은 고딕" w:eastAsia="맑은 고딕"/>
+          <w:b/>
+          <w:color w:val="1F2937"/>
+          <w:sz w:val="21"/>
+        </w:rPr>
+        <w:t xml:space="preserve">소장 가치: </w:t>
+      </w:r>
+      <w:r>
+        <w:rPr w:rFonts="맑은 고딕">
+          <w:rFonts w:ascii="맑은 고딕" w:hAnsi="맑은 고딕" w:eastAsia="맑은 고딕"/>
+          <w:b w:val="0"/>
+          <w:sz w:val="21"/>
+        </w:rPr>
+        <w:t>역사 속으로 사라진 아날로그 쿼드러포닉(4채널) 황금기의 정수를 담은 희소한 프레싱이자, 불세출의 마에스트로 글렌 밀러의 스윙 예술을 가장 광활하고 생생한 울림으로 간직할 수 있는 컬렉터스 아이템입니다.</w:t>
+      </w:r>
+    </w:p>
+    <w:p>
+      <w:pPr>
+        <w:spacing w:line="324" w:lineRule="auto" w:after="120" w:before="160"/>
+      </w:pPr>
+      <w:r>
+        <w:rPr w:rFonts="맑은 고딕">
+          <w:rFonts w:ascii="맑은 고딕" w:hAnsi="맑은 고딕" w:eastAsia="맑은 고딕"/>
+          <w:b/>
+          <w:color w:val="4338CA"/>
+          <w:sz w:val="21"/>
+        </w:rPr>
+        <w:t>이 음반을 통해 아날로그의 따스한 숨결과 불멸의 스윙 선율이 전해주는 감동을 다시 한번 경험해 보시는 것은 어떨까요?</w:t>
       </w:r>
     </w:p>
     <w:sectPr>
       <w:pgSz w:w="12240" w:h="15840"/>
-      <w:pgMar w:top="1440" w:right="1440" w:bottom="1440" w:left="1440" w:header="720" w:footer="720" w:gutter="0"/>
+      <w:pgMar w:top="1152" w:right="1296" w:bottom="1152" w:left="1296" w:header="720" w:footer="720" w:gutter="0"/>
       <w:cols w:space="720"/>
       <w:docGrid w:linePitch="360"/>
     </w:sectPr>

--- a/word_reports/LP_0161_위치_223_Glenn Miller_Glenn Miller.docx
+++ b/word_reports/LP_0161_위치_223_Glenn Miller_Glenn Miller.docx
@@ -32,7 +32,7 @@
     </w:p>
     <w:p>
       <w:pPr>
-        <w:spacing w:line="324" w:lineRule="auto" w:before="80" w:after="160"/>
+        <w:spacing w:line="324" w:lineRule="auto" w:before="80" w:after="120"/>
       </w:pPr>
       <w:r>
         <w:rPr w:rFonts="맑은 고딕">
@@ -42,13 +42,6 @@
           <w:sz w:val="22"/>
         </w:rPr>
         <w:t xml:space="preserve">[음반 소개] </w:t>
-      </w:r>
-      <w:r>
-        <w:rPr w:rFonts="맑은 고딕">
-          <w:rFonts w:ascii="맑은 고딕" w:hAnsi="맑은 고딕" w:eastAsia="맑은 고딕"/>
-          <w:b w:val="0"/>
-          <w:sz w:val="21"/>
-        </w:rPr>
       </w:r>
     </w:p>
     <w:p>
@@ -61,7 +54,46 @@
           <w:b w:val="0"/>
           <w:sz w:val="21"/>
         </w:rPr>
-        <w:t>스윙 재즈의 찬란한 황금기를 이끌며 시대를 초월한 낭만을 선사한 글렌 밀러의 불멸의 선율이 1970년대 첨단 4채널 입체음향 규격인 CD-4 포맷을 통해 찬연하게 부활한 명반입니다. 클라리넷과 색소폰이 빚어내는 벨벳 같은 화음과 브라스 섹션의 정교한 역동성은 아날로그 오디오 테크놀로지의 극치 속에서 한층 더 입체적이고 풍성한 공간감으로 되살아납니다. 전쟁의 포화 속에서도 인류의 지친 영혼을 위로했던 그의 우아하고 서정적인 빅밴드 사운드는 세월의 더께를 씻어내고 오늘날에도 깊은 감동의 잔향을 남깁니다. 고전 스윙의 고결한 기품과 아날로그 사운드 엔지니어링의 미학이 완벽한 조화를 이룬 기념비적인 작품입니다.</w:t>
+        <w:t>1930년대와 40년대, 대공황의 그늘과 제2차 세계대전의 포화 속에서 인류의 지친 영혼을 가장 따뜻하게 어루만져 준 선율은 단연 글렌 밀러(Glenn Miller)의 음악이었습니다. 유려하게 흐르는 클라리넷을 주선율의 선봉에 세우고 네 대의 색소폰이 풍성하고 벨벳처럼 감싸 안는 이른바 '밀러 사운드(Miller Sound)'는 단순한 댄스홀의 흥겨움을 넘어, 절망 속에서도 피어나는 인간적인 희망과 낭만의 찬가였습니다. 그의 오케스트라는 당대 대중음악의 문법을 완전히 새롭게 정립하며 스윙 재즈의 황금기를 활짝 열어젖혔고, 오늘날까지도 팝과 재즈의 원류(源流)로 추앙받고 있습니다.</w:t>
+      </w:r>
+    </w:p>
+    <w:p>
+      <w:pPr>
+        <w:spacing w:line="324" w:lineRule="auto" w:after="120"/>
+      </w:pPr>
+      <w:r>
+        <w:rPr w:rFonts="맑은 고딕">
+          <w:rFonts w:ascii="맑은 고딕" w:hAnsi="맑은 고딕" w:eastAsia="맑은 고딕"/>
+          <w:b w:val="0"/>
+          <w:sz w:val="21"/>
+        </w:rPr>
+        <w:t>본 음반 《Glenn Miller in CD4  Vol.2》는 20세기 중반을 찬란하게 수놓았던 글렌 밀러의 불멸의 명곡들을 1970년대 오디오파일 기술의 정점이었던 'CD-4(Compatible Discrete 4-Channel)' 쿼드러포닉 입체음향 방식으로 화려하게 부활시킨 역사적 명반입니다. 단순히 과거의 모노럴 유산을 복각하는 데 그치지 않고, 4채널 분리 기술을 통해 마치 청자가 빅밴드 오케스트라의 정한가운데 앉아 있는 듯한 웅장하고 입체적인 음향 공간을 창조해 냈습니다. 이는 세월의 풍화를 이겨낸 거장의 예술혼과 당대 최고 음향 공학의 눈부신 조우이자, 과거와 미래를 잇는 음악적 가교였습니다.</w:t>
+      </w:r>
+    </w:p>
+    <w:p>
+      <w:pPr>
+        <w:spacing w:line="324" w:lineRule="auto" w:after="120"/>
+      </w:pPr>
+      <w:r>
+        <w:rPr w:rFonts="맑은 고딕">
+          <w:rFonts w:ascii="맑은 고딕" w:hAnsi="맑은 고딕" w:eastAsia="맑은 고딕"/>
+          <w:b w:val="0"/>
+          <w:sz w:val="21"/>
+        </w:rPr>
+        <w:t>글렌 밀러가 그의 음악을 통해 전하고자 했던 철학은 명료하면서도 깊은 울림을 지닙니다. 음악은 특정 계층의 전유물이 아니라 삶의 가장 굴곡진 순간을 함께 걷는 다정한 벗이어야 한다는 것입니다. 전장의 청년들에게는 고향의 따스한 품을, 일상의 피로에 지친 대중에게는 다시 일어설 용기를 건넸던 그의 선율은, 반세기가 훌쩍 지난 오늘날에도 여전히 퇴색되지 않은 서정적 생명력으로 귓가에 맴돕니다. 정교하게 편곡된 관악기의 황홀한 질감과 리듬 섹션의 경쾌한 고동은 듣는 이의 심장을 두근거리게 만들며, 시간을 초월한 진정한 예술적 감동이란 무엇인가를 웅변합니다.</w:t>
+      </w:r>
+    </w:p>
+    <w:p>
+      <w:pPr>
+        <w:spacing w:line="324" w:lineRule="auto" w:after="120"/>
+      </w:pPr>
+      <w:r>
+        <w:rPr w:rFonts="맑은 고딕">
+          <w:rFonts w:ascii="맑은 고딕" w:hAnsi="맑은 고딕" w:eastAsia="맑은 고딕"/>
+          <w:b w:val="0"/>
+          <w:sz w:val="21"/>
+        </w:rPr>
+        <w:t>세월이 흘러도 바래지 않는 황금빛 낭만을 머금은 이 바이닐은 턴테이블의 바늘이 닿는 순간, 우리를 단숨에 낭만이 살아 숨 쉬던 아날로그의 시대로 초대합니다. 부드럽게 번져가는 금관의 광채와 섬세한 목관의 속삭임은 팍팍한 현대인의 메마른 정서를 적셔주는 단비와도 같습니다. 시대를 초월해 불멸의 울림을 전하는 글렌 밀러의 마법은 이 음반의 그루브 깊숙한 곳에서 여전히 뜨겁게 숨 쉬고 있습니다.</w:t>
       </w:r>
     </w:p>
     <w:p>
@@ -168,7 +200,7 @@
           <w:b w:val="0"/>
           <w:sz w:val="21"/>
         </w:rPr>
-        <w:t>1970년대 빅터(Victor/RCA)가 선보인 디스크리트 4채널 입체음향 방식인 'CD-4(Quadradisc)' 기술을 적용하여, 글렌 밀러 오케스트라의 대표 레퍼토리를 광활한 음장감으로 재해석하여 발매한 기획 음반입니다.</w:t>
+        <w:t>1970년대 빅터(Victor/RCA)에서 발매된 디스크리트 4채널 입체음향 규격인 CD-4 Quadraphonic 시스템을 적용하여, 글렌 밀러의 역사적인 명곡들을 고음질 입체 음향으로 재탄생시킨 오디오파일 기획 음반입니다.</w:t>
       </w:r>
     </w:p>
     <w:p>
@@ -199,7 +231,7 @@
           <w:b w:val="0"/>
           <w:sz w:val="21"/>
         </w:rPr>
-        <w:t>스윙 재즈 애호가들은 물론, 당시 최첨단 다채널 사운드를 추구하던 하이엔드 오디오파일들 사이에서 폭발적인 반응을 얻으며 스테디셀러로 확고히 자리매김하였습니다.</w:t>
+        <w:t>발매 당시 하이엔드 오디오 시스템을 향유하던 오디오파일과 정통 빅밴드 재즈 애호가들 사이에서 필청반으로 손꼽히며 폭발적인 반응을 얻었고, 오랫동안 꾸준히 팔려나간 스테디셀러 명반입니다.</w:t>
       </w:r>
     </w:p>
     <w:p>
@@ -230,7 +262,7 @@
           <w:b w:val="0"/>
           <w:sz w:val="21"/>
         </w:rPr>
-        <w:t>음악 역사상 최초로 공식 '골드 레코드'를 기록한 글렌 밀러의 음악적 유산은 사후 그래미 명예의 전당(Grammy Hall of Fame)에 헌액되었으며, 본 앨범 시리즈 또한 쿼드러포닉 입체음향 기술의 역사적 수작으로 평가받고 있습니다.</w:t>
+        <w:t>글렌 밀러는 역사상 최초의 '골드 레코드(Gold Record)'를 공인받은 아티스트이며, 사후 그래미 명예의 전당(Grammy Hall of Fame)에 수많은 곡이 헌액되는 등 대중음악사에 불멸의 족적을 남긴 공로를 공인받았습니다.</w:t>
       </w:r>
     </w:p>
     <w:p>
@@ -275,7 +307,7 @@
           <w:b w:val="0"/>
           <w:sz w:val="21"/>
         </w:rPr>
-        <w:t>미국</w:t>
+        <w:t>미국 (USA)</w:t>
       </w:r>
     </w:p>
     <w:p>
@@ -306,7 +338,7 @@
           <w:b w:val="0"/>
           <w:sz w:val="21"/>
         </w:rPr>
-        <w:t>1904년 3월 1일 ~ 1944년 12월 15일</w:t>
+        <w:t>1904년 3월 1일 ~ 1944년 12월 15일 (실종 추정)</w:t>
       </w:r>
     </w:p>
     <w:p>
@@ -337,7 +369,7 @@
           <w:b w:val="0"/>
           <w:sz w:val="21"/>
         </w:rPr>
-        <w:t>글렌 밀러 오케스트라 (The Glenn Miller Orchestra) 리더</w:t>
+        <w:t>글렌 밀러 오케스트라 (The Glenn Miller Orchestra, 리더 및 트롬보니스트)</w:t>
       </w:r>
     </w:p>
     <w:p>
@@ -368,7 +400,7 @@
           <w:b w:val="0"/>
           <w:sz w:val="21"/>
         </w:rPr>
-        <w:t>스윙 시대를 상징하는 독보적인 트롬본 연주자이자 밴드리더로, 클라리넷이 멜로디를 리드하고 색소폰이 화음을 받쳐주는 특유의 '밀러 사운드'를 확립하여 대중음악사에 불멸의 족적을 남겼습니다. 제2차 세계대전 당시 미 육군 항공대 군악대를 이끌며 음악으로 자유와 평화를 노래하다 불의의 비행기 실종 사고로 영원한 전설이 되었습니다.</w:t>
+        <w:t>스윙 시대의 정점을 이끌었던 미국의 전설적인 트롬본 연주자이자 작·편곡가, 밴드리더입니다. 클라리넷과 색소폰이 직조해 내는 독창적인 '밀러 사운드'를 창시하여 상업성과 예술성을 완벽히 결합한 팝·재즈 역사의 독보적인 거인입니다. 제2차 세계대전 중 군악대를 이끌고 위문 공연을 가던 중 영국해협 상공에서 안타깝게 실종되며 전설로 남았습니다.</w:t>
       </w:r>
     </w:p>
     <w:p>
@@ -413,7 +445,7 @@
           <w:b w:val="0"/>
           <w:sz w:val="21"/>
         </w:rPr>
-        <w:t>단순한 모노 및 2채널 스테레오 시대를 넘어 아날로그 사운드의 다채널 분리도를 실현한 CD-4 규격으로 제작되어, 빅밴드 오케스트라의 거대한 다이내믹스와 악기 간의 정밀한 정위감을 현대적으로 복원해 낸 음향사적 가치가 매우 높은 앨범입니다.</w:t>
+        <w:t>모노 시대에 갇혀 있던 스윙의 고전들을 1970년대 최첨단 아날로그 다채널 음향 기술로 확장시켜, 빅밴드 사운드의 공간감과 각 악기군의 정위감을 탁월하게 복원해 낸 역사적 음반입니다.</w:t>
       </w:r>
     </w:p>
     <w:p>
@@ -444,7 +476,7 @@
           <w:b w:val="0"/>
           <w:sz w:val="21"/>
         </w:rPr>
-        <w:t>1940년대 전선의 병사들과 청춘들의 가슴을 울렸던 따뜻한 위안의 멜로디가 1970년대의 정밀한 음향 기술과 조우하여, 격동의 시대를 풍미했던 낭만과 향수를 고스란히 담아낸 시간의 타임캡슐과도 같은 감성을 전해줍니다.</w:t>
+        <w:t>전쟁의 포화 속에서 이별의 슬픔과 재회의 갈망을 안고 춤을 추었던 당대 청춘들의 애틋한 숨결이 녹아 있습니다. 축음기 너머로 들려오던 밀러의 멜로디는 전선과 후방을 하나로 묶어주던 희망의 언어였으며, 앨범에 새겨진 그루브는 그 숭고했던 시대정신을 오롯이 증언합니다.</w:t>
       </w:r>
     </w:p>
     <w:p>
@@ -489,7 +521,7 @@
           <w:b w:val="0"/>
           <w:sz w:val="21"/>
         </w:rPr>
-        <w:t>은은한 달빛 아래 흐르는 서정의 극치인 'Moonlight Serenade'를 비롯해 경쾌하고 절도 있는 스윙 리듬의 진수를 보여주는 'In the Mood', 익살스러우면서도 정교한 브라스의 울림이 돋보이는 'Little Brown Jug'와 'A String of Pearls' 등이 수록되어 우아함과 흥겨움을 넘나드는 스윙의 다채로운 매력을 오롯이 전합니다.</w:t>
+        <w:t>스윙의 찬란한 생명력을 뿜어내는 다이내믹한 연주곡들과 달콤한 서정을 머금은 멜로디의 곡들이 균형 있게 배치되어 있습니다. 화려한 브라스 섹션의 울부짖음과 부드럽게 감싸는 리드 악기들의 대위법적 조화는 듣는 내내 가슴 벅찬 감흥을 불러일으킵니다.</w:t>
       </w:r>
     </w:p>
     <w:p>
@@ -520,7 +552,7 @@
           <w:b w:val="0"/>
           <w:sz w:val="21"/>
         </w:rPr>
-        <w:t>진공관 앰프 특유의 포근한 배음과 턴테이블의 묵직한 카트리지를 통해 재생할 때, 마치 1940년대의 무도회장 한가운데 서 있는 듯 악기들이 사방에서 피어오르는 입체적인 음향 무대(Soundstage)를 만끽하실 수 있습니다.</w:t>
+        <w:t>CD-4 특유의 광대역 주파수와 공간 분리도를 온전히 체감하기 위해 고성능 시바타(Shibata) 계열 바늘이나 섬세한 트래킹 능력을 갖춘 카트리지 매칭을 권합니다. 특히 진공관 앰프를 통해 증폭될 때 금관악기의 온화한 배음과 잔향이 방 안 가득 입체적으로 피어오르는 황홀경을 맛볼 수 있습니다.</w:t>
       </w:r>
     </w:p>
     <w:p>
@@ -551,7 +583,7 @@
           <w:b w:val="0"/>
           <w:sz w:val="21"/>
         </w:rPr>
-        <w:t>역사 속으로 사라진 아날로그 쿼드러포닉(4채널) 황금기의 정수를 담은 희소한 프레싱이자, 불세출의 마에스트로 글렌 밀러의 스윙 예술을 가장 광활하고 생생한 울림으로 간직할 수 있는 컬렉터스 아이템입니다.</w:t>
+        <w:t>아날로그 쿼드러포닉 LP 시대의 기술적 정수와 스윙 재즈의 최고봉이 결합된 상징적인 아이템으로, 일반 스테레오 반에서는 결코 느낄 수 없는 독특한 음향적 쾌감과 희소성을 지닌 컬렉터스 피스입니다.</w:t>
       </w:r>
     </w:p>
     <w:p>
@@ -565,7 +597,7 @@
           <w:color w:val="4338CA"/>
           <w:sz w:val="21"/>
         </w:rPr>
-        <w:t>이 음반을 통해 아날로그의 따스한 숨결과 불멸의 스윙 선율이 전해주는 감동을 다시 한번 경험해 보시는 것은 어떨까요?</w:t>
+        <w:t>이 음반을 통해 아날로그 황금기가 빚어낸 웅장한 입체 사운드와 글렌 밀러의 스윙이 전해주는 감동을 다시 한번 경험해 보시는 것은 어떨까요?</w:t>
       </w:r>
     </w:p>
     <w:sectPr>
